--- a/Day4_Capstone_Playbook_FILLED.docx
+++ b/Day4_Capstone_Playbook_FILLED.docx
@@ -86,10 +86,7 @@
           </w:tcPr>
           <w:p>
             <w:r>
-              <w:rPr>
-                <w:sz w:val="18"/>
-              </w:rPr>
-              <w:t>5</w:t>
+              <w:t>3</w:t>
             </w:r>
           </w:p>
         </w:tc>
@@ -336,7 +333,7 @@
               <w:rPr>
                 <w:sz w:val="18"/>
               </w:rPr>
-              <w:t>Project Lead / Presenter</w:t>
+              <w:t>Project Lead</w:t>
             </w:r>
           </w:p>
         </w:tc>
@@ -2637,6 +2634,9 @@
     </w:p>
     <w:p>
       <w:r>
+        <w:rPr>
+          <w:noProof/>
+        </w:rPr>
         <w:drawing>
           <wp:inline distT="0" distB="0" distL="0" distR="0" wp14:anchorId="05BE575F" wp14:editId="4DC0D252">
             <wp:extent cx="2171700" cy="7719482"/>
@@ -2734,6 +2734,9 @@
     </w:p>
     <w:p>
       <w:r>
+        <w:rPr>
+          <w:noProof/>
+        </w:rPr>
         <w:drawing>
           <wp:inline distT="0" distB="0" distL="0" distR="0" wp14:anchorId="625E0CBB" wp14:editId="11D1BDB1">
             <wp:extent cx="6309360" cy="2287270"/>
@@ -8967,7 +8970,7 @@
               <w:rPr>
                 <w:sz w:val="18"/>
               </w:rPr>
-              <w:t>☐</w:t>
+              <w:t>☑</w:t>
             </w:r>
           </w:p>
         </w:tc>
@@ -9008,7 +9011,7 @@
               <w:rPr>
                 <w:sz w:val="18"/>
               </w:rPr>
-              <w:t>☐</w:t>
+              <w:t>☑</w:t>
             </w:r>
           </w:p>
         </w:tc>
@@ -9049,7 +9052,7 @@
               <w:rPr>
                 <w:sz w:val="18"/>
               </w:rPr>
-              <w:t>☐</w:t>
+              <w:t>☑</w:t>
             </w:r>
           </w:p>
         </w:tc>
@@ -9090,7 +9093,7 @@
               <w:rPr>
                 <w:sz w:val="18"/>
               </w:rPr>
-              <w:t>☐</w:t>
+              <w:t>☑</w:t>
             </w:r>
           </w:p>
         </w:tc>
@@ -9131,7 +9134,7 @@
               <w:rPr>
                 <w:sz w:val="18"/>
               </w:rPr>
-              <w:t>☐</w:t>
+              <w:t>☑</w:t>
             </w:r>
           </w:p>
         </w:tc>
@@ -9173,7 +9176,7 @@
               <w:rPr>
                 <w:sz w:val="18"/>
               </w:rPr>
-              <w:t>☐</w:t>
+              <w:t>☑</w:t>
             </w:r>
           </w:p>
         </w:tc>
@@ -9214,7 +9217,7 @@
               <w:rPr>
                 <w:sz w:val="18"/>
               </w:rPr>
-              <w:t>☐</w:t>
+              <w:t>☑</w:t>
             </w:r>
           </w:p>
         </w:tc>
@@ -9255,7 +9258,7 @@
               <w:rPr>
                 <w:sz w:val="18"/>
               </w:rPr>
-              <w:t>☐</w:t>
+              <w:t>☑</w:t>
             </w:r>
           </w:p>
         </w:tc>
@@ -9296,7 +9299,7 @@
               <w:rPr>
                 <w:sz w:val="18"/>
               </w:rPr>
-              <w:t>☐</w:t>
+              <w:t>☑</w:t>
             </w:r>
           </w:p>
         </w:tc>
@@ -9337,7 +9340,7 @@
               <w:rPr>
                 <w:sz w:val="18"/>
               </w:rPr>
-              <w:t>☐</w:t>
+              <w:t>☑</w:t>
             </w:r>
           </w:p>
         </w:tc>
@@ -9378,7 +9381,7 @@
               <w:rPr>
                 <w:sz w:val="18"/>
               </w:rPr>
-              <w:t>☐</w:t>
+              <w:t>☑</w:t>
             </w:r>
           </w:p>
         </w:tc>
@@ -9419,7 +9422,7 @@
               <w:rPr>
                 <w:sz w:val="18"/>
               </w:rPr>
-              <w:t>☐</w:t>
+              <w:t>☑</w:t>
             </w:r>
           </w:p>
         </w:tc>
@@ -9460,7 +9463,7 @@
               <w:rPr>
                 <w:sz w:val="18"/>
               </w:rPr>
-              <w:t>☐</w:t>
+              <w:t>☑</w:t>
             </w:r>
           </w:p>
         </w:tc>
@@ -9501,7 +9504,7 @@
               <w:rPr>
                 <w:sz w:val="18"/>
               </w:rPr>
-              <w:t>☐</w:t>
+              <w:t>☑</w:t>
             </w:r>
           </w:p>
         </w:tc>
@@ -9583,7 +9586,7 @@
               <w:rPr>
                 <w:sz w:val="18"/>
               </w:rPr>
-              <w:t>☐</w:t>
+              <w:t>☑</w:t>
             </w:r>
           </w:p>
         </w:tc>

--- a/Day4_Capstone_Playbook_FILLED.docx
+++ b/Day4_Capstone_Playbook_FILLED.docx
@@ -803,202 +803,47 @@
         <w:pStyle w:val="Heading1"/>
       </w:pPr>
       <w:r>
+        <w:lastRenderedPageBreak/>
         <w:t>3. Current (AS-IS) Workflow</w:t>
       </w:r>
     </w:p>
     <w:p>
-      <w:pPr>
-        <w:spacing w:after="40"/>
-      </w:pPr>
       <w:r>
-        <w:rPr>
-          <w:i/>
-          <w:color w:val="606060"/>
-          <w:sz w:val="16"/>
-        </w:rPr>
-        <w:t>Diagram (Mermaid source — paste into mermaid.live or redraw before submitting)</w:t>
-      </w:r>
-    </w:p>
-    <w:tbl>
-      <w:tblPr>
-        <w:tblW w:w="0" w:type="auto"/>
-        <w:tblLook w:val="04A0" w:firstRow="1" w:lastRow="0" w:firstColumn="1" w:lastColumn="0" w:noHBand="0" w:noVBand="1"/>
-      </w:tblPr>
-      <w:tblGrid>
-        <w:gridCol w:w="9936"/>
-      </w:tblGrid>
-      <w:tr>
-        <w:tc>
-          <w:tcPr>
-            <w:tcW w:w="9936" w:type="dxa"/>
-            <w:shd w:val="clear" w:color="auto" w:fill="F4F4F4"/>
-          </w:tcPr>
-          <w:p>
-            <w:pPr>
-              <w:spacing w:after="0" w:line="240" w:lineRule="auto"/>
-            </w:pPr>
-            <w:r>
-              <w:rPr>
-                <w:rFonts w:ascii="Consolas" w:hAnsi="Consolas"/>
-                <w:sz w:val="16"/>
-              </w:rPr>
-              <w:t>flowchart TD</w:t>
-            </w:r>
-          </w:p>
-          <w:p>
-            <w:pPr>
-              <w:spacing w:after="0" w:line="240" w:lineRule="auto"/>
-            </w:pPr>
-            <w:r>
-              <w:rPr>
-                <w:rFonts w:ascii="Consolas" w:hAnsi="Consolas"/>
-                <w:sz w:val="16"/>
-              </w:rPr>
-              <w:t xml:space="preserve">    A[Nightly CI regression run completes] --&gt; B[Engineer opens CI dashboard&lt;br/&gt;and reads the failure list]</w:t>
-            </w:r>
-          </w:p>
-          <w:p>
-            <w:pPr>
-              <w:spacing w:after="0" w:line="240" w:lineRule="auto"/>
-            </w:pPr>
-            <w:r>
-              <w:rPr>
-                <w:rFonts w:ascii="Consolas" w:hAnsi="Consolas"/>
-                <w:sz w:val="16"/>
-              </w:rPr>
-              <w:t xml:space="preserve">    B --&gt; C["🔴 Manually open each failure:&lt;br/&gt;stack trace, logs"]</w:t>
-            </w:r>
-          </w:p>
-          <w:p>
-            <w:pPr>
-              <w:spacing w:after="0" w:line="240" w:lineRule="auto"/>
-            </w:pPr>
-            <w:r>
-              <w:rPr>
-                <w:rFonts w:ascii="Consolas" w:hAnsi="Consolas"/>
-                <w:sz w:val="16"/>
-              </w:rPr>
-              <w:t xml:space="preserve">    C --&gt; D["🔴 Manually search through similar past failures"]</w:t>
-            </w:r>
-          </w:p>
-          <w:p>
-            <w:pPr>
-              <w:spacing w:after="0" w:line="240" w:lineRule="auto"/>
-            </w:pPr>
-            <w:r>
-              <w:rPr>
-                <w:rFonts w:ascii="Consolas" w:hAnsi="Consolas"/>
-                <w:sz w:val="16"/>
-              </w:rPr>
-              <w:t xml:space="preserve">    D --&gt; E["🔴 Manually decide category:&lt;br/&gt;product bug / test failure / env / flaky"]</w:t>
-            </w:r>
-          </w:p>
-          <w:p>
-            <w:pPr>
-              <w:spacing w:after="0" w:line="240" w:lineRule="auto"/>
-            </w:pPr>
-            <w:r>
-              <w:rPr>
-                <w:rFonts w:ascii="Consolas" w:hAnsi="Consolas"/>
-                <w:sz w:val="16"/>
-              </w:rPr>
-              <w:t xml:space="preserve">    E --&gt; F{Real product bug?}</w:t>
-            </w:r>
-          </w:p>
-          <w:p>
-            <w:pPr>
-              <w:spacing w:after="0" w:line="240" w:lineRule="auto"/>
-            </w:pPr>
-            <w:r>
-              <w:rPr>
-                <w:rFonts w:ascii="Consolas" w:hAnsi="Consolas"/>
-                <w:sz w:val="16"/>
-              </w:rPr>
-              <w:t xml:space="preserve">    F -- Yes --&gt; G["🔴 Write ticket by hand,&lt;br/&gt;attach evidence, assign component"]</w:t>
-            </w:r>
-          </w:p>
-          <w:p>
-            <w:pPr>
-              <w:spacing w:after="0" w:line="240" w:lineRule="auto"/>
-            </w:pPr>
-            <w:r>
-              <w:rPr>
-                <w:rFonts w:ascii="Consolas" w:hAnsi="Consolas"/>
-                <w:sz w:val="16"/>
-              </w:rPr>
-              <w:t xml:space="preserve">    F -- No --&gt; H[Re-run test, patch script,&lt;br/&gt;or ping DevOps]</w:t>
-            </w:r>
-          </w:p>
-          <w:p>
-            <w:pPr>
-              <w:spacing w:after="0" w:line="240" w:lineRule="auto"/>
-            </w:pPr>
-            <w:r>
-              <w:rPr>
-                <w:rFonts w:ascii="Consolas" w:hAnsi="Consolas"/>
-                <w:sz w:val="16"/>
-              </w:rPr>
-              <w:t xml:space="preserve">    G --&gt; I[Developer picks up failure&lt;br/&gt;later that day]</w:t>
-            </w:r>
-          </w:p>
-          <w:p>
-            <w:pPr>
-              <w:spacing w:after="0" w:line="240" w:lineRule="auto"/>
-            </w:pPr>
-            <w:r>
-              <w:rPr>
-                <w:rFonts w:ascii="Consolas" w:hAnsi="Consolas"/>
-                <w:sz w:val="16"/>
-              </w:rPr>
-              <w:t xml:space="preserve">    H --&gt; J[Failure is tagged for future reference]</w:t>
-            </w:r>
-          </w:p>
-          <w:p>
-            <w:pPr>
-              <w:spacing w:after="0" w:line="240" w:lineRule="auto"/>
-            </w:pPr>
-          </w:p>
-          <w:p>
-            <w:pPr>
-              <w:spacing w:after="0" w:line="240" w:lineRule="auto"/>
-            </w:pPr>
-            <w:r>
-              <w:rPr>
-                <w:rFonts w:ascii="Consolas" w:hAnsi="Consolas"/>
-                <w:sz w:val="16"/>
-              </w:rPr>
-              <w:t xml:space="preserve">    classDef pain fill:#ffe0e0,stroke:#d33,stroke-width:2px</w:t>
-            </w:r>
-          </w:p>
-          <w:p>
-            <w:pPr>
-              <w:spacing w:after="0" w:line="240" w:lineRule="auto"/>
-            </w:pPr>
-            <w:r>
-              <w:rPr>
-                <w:rFonts w:ascii="Consolas" w:hAnsi="Consolas"/>
-                <w:sz w:val="16"/>
-              </w:rPr>
-              <w:t xml:space="preserve">    class C,D,E,G pain</w:t>
-            </w:r>
-          </w:p>
-        </w:tc>
-      </w:tr>
-    </w:tbl>
-    <w:p>
-      <w:pPr>
-        <w:spacing w:after="80"/>
-      </w:pPr>
-    </w:p>
-    <w:p>
-      <w:r>
-        <w:rPr>
-          <w:b/>
-        </w:rPr>
-        <w:t>Legend:</w:t>
-      </w:r>
-      <w:r>
-        <w:t xml:space="preserve"> 🔴 = slow, repetitive or error-prone step.</w:t>
+        <w:drawing>
+          <wp:inline distT="0" distB="0" distL="0" distR="0" wp14:anchorId="07CFFD60" wp14:editId="4C24FFB2">
+            <wp:extent cx="3037026" cy="6621780"/>
+            <wp:effectExtent l="0" t="0" r="0" b="7620"/>
+            <wp:docPr id="1781015416" name="Picture 1"/>
+            <wp:cNvGraphicFramePr>
+              <a:graphicFrameLocks xmlns:a="http://schemas.openxmlformats.org/drawingml/2006/main" noChangeAspect="1"/>
+            </wp:cNvGraphicFramePr>
+            <a:graphic xmlns:a="http://schemas.openxmlformats.org/drawingml/2006/main">
+              <a:graphicData uri="http://schemas.openxmlformats.org/drawingml/2006/picture">
+                <pic:pic xmlns:pic="http://schemas.openxmlformats.org/drawingml/2006/picture">
+                  <pic:nvPicPr>
+                    <pic:cNvPr id="1781015416" name=""/>
+                    <pic:cNvPicPr/>
+                  </pic:nvPicPr>
+                  <pic:blipFill>
+                    <a:blip r:embed="rId6"/>
+                    <a:stretch>
+                      <a:fillRect/>
+                    </a:stretch>
+                  </pic:blipFill>
+                  <pic:spPr>
+                    <a:xfrm>
+                      <a:off x="0" y="0"/>
+                      <a:ext cx="3046103" cy="6641572"/>
+                    </a:xfrm>
+                    <a:prstGeom prst="rect">
+                      <a:avLst/>
+                    </a:prstGeom>
+                  </pic:spPr>
+                </pic:pic>
+              </a:graphicData>
+            </a:graphic>
+          </wp:inline>
+        </w:drawing>
       </w:r>
     </w:p>
     <w:tbl>
@@ -1081,7 +926,6 @@
               <w:rPr>
                 <w:sz w:val="18"/>
               </w:rPr>
-              <w:lastRenderedPageBreak/>
               <w:t>D — Search history</w:t>
             </w:r>
           </w:p>
@@ -1167,6 +1011,7 @@
         <w:rPr>
           <w:b/>
         </w:rPr>
+        <w:lastRenderedPageBreak/>
         <w:t>Where knowledge gets lost:</w:t>
       </w:r>
       <w:r>
@@ -1815,14 +1660,40 @@
               <w:rPr>
                 <w:sz w:val="18"/>
               </w:rPr>
-              <w:t xml:space="preserve">§2 "Triage is inconsistent" and "duplicate and missed </w:t>
+              <w:t>§2 "Triage is inconsistent" and "duplicate and missed failures"; §3 step E (classify); §4 O2 (≥80% AI-vs-expert agreement, cited evidence per suggestion)</w:t>
+            </w:r>
+          </w:p>
+        </w:tc>
+        <w:tc>
+          <w:tcPr>
+            <w:tcW w:w="1987" w:type="dxa"/>
+          </w:tcPr>
+          <w:p>
+            <w:r>
+              <w:rPr>
+                <w:sz w:val="18"/>
+              </w:rPr>
+              <w:t xml:space="preserve">Consistency and explainability come from the </w:t>
+            </w:r>
+            <w:r>
+              <w:rPr>
+                <w:i/>
+                <w:sz w:val="18"/>
+              </w:rPr>
+              <w:t>prompt</w:t>
+            </w:r>
+            <w:r>
+              <w:rPr>
+                <w:sz w:val="18"/>
+              </w:rPr>
+              <w:t xml:space="preserve">, not the model. A fixed taxonomy (the five categories in §9), an evidence-only grounding rule, a strict JSON schema and an </w:t>
             </w:r>
             <w:r>
               <w:rPr>
                 <w:sz w:val="18"/>
               </w:rPr>
               <w:lastRenderedPageBreak/>
-              <w:t>failures"; §3 step E (classify); §4 O2 (≥80% AI-vs-expert agreement, cited evidence per suggestion)</w:t>
+              <w:t>explicit abstain rule directly attack the inconsistency pain and make O2 measurable. Cheapest, highest-leverage lever we have</w:t>
             </w:r>
           </w:p>
         </w:tc>
@@ -1836,48 +1707,7 @@
                 <w:sz w:val="18"/>
               </w:rPr>
               <w:lastRenderedPageBreak/>
-              <w:t xml:space="preserve">Consistency and explainability come from the </w:t>
-            </w:r>
-            <w:r>
-              <w:rPr>
-                <w:i/>
-                <w:sz w:val="18"/>
-              </w:rPr>
-              <w:t>prompt</w:t>
-            </w:r>
-            <w:r>
-              <w:rPr>
-                <w:sz w:val="18"/>
-              </w:rPr>
-              <w:t xml:space="preserve">, not </w:t>
-            </w:r>
-            <w:r>
-              <w:rPr>
-                <w:sz w:val="18"/>
-              </w:rPr>
-              <w:lastRenderedPageBreak/>
-              <w:t>the model. A fixed taxonomy (the five categories in §9), an evidence-only grounding rule, a strict JSON schema and an explicit abstain rule directly attack the inconsistency pain and make O2 measurable. Cheapest, highest-leverage lever we have</w:t>
-            </w:r>
-          </w:p>
-        </w:tc>
-        <w:tc>
-          <w:tcPr>
-            <w:tcW w:w="1987" w:type="dxa"/>
-          </w:tcPr>
-          <w:p>
-            <w:r>
-              <w:rPr>
-                <w:sz w:val="18"/>
-              </w:rPr>
-              <w:lastRenderedPageBreak/>
-              <w:t>Prompt V1 vs V2 side-by-side + accuracy delta on the same 15 ground-</w:t>
-            </w:r>
-            <w:r>
-              <w:rPr>
-                <w:sz w:val="18"/>
-              </w:rPr>
-              <w:lastRenderedPageBreak/>
-              <w:t>truth failures (§9); shows the V1→V2 change is what moves O2</w:t>
+              <w:t>Prompt V1 vs V2 side-by-side + accuracy delta on the same 15 ground-truth failures (§9); shows the V1→V2 change is what moves O2</w:t>
             </w:r>
           </w:p>
         </w:tc>
@@ -1892,7 +1722,6 @@
               <w:rPr>
                 <w:sz w:val="18"/>
               </w:rPr>
-              <w:lastRenderedPageBreak/>
               <w:t>GitHub Copilot</w:t>
             </w:r>
           </w:p>
@@ -2174,14 +2003,7 @@
               <w:rPr>
                 <w:sz w:val="18"/>
               </w:rPr>
-              <w:t xml:space="preserve">§2 "the knowledge is in people's heads" and "duplicate and missed failures"; §3 step D </w:t>
-            </w:r>
-            <w:r>
-              <w:rPr>
-                <w:sz w:val="18"/>
-              </w:rPr>
-              <w:lastRenderedPageBreak/>
-              <w:t>(search history) — the single most time-consuming red step; §4 O2 (cited evidence for every suggestion)</w:t>
+              <w:t>§2 "the knowledge is in people's heads" and "duplicate and missed failures"; §3 step D (search history) — the single most time-consuming red step; §4 O2 (cited evidence for every suggestion)</w:t>
             </w:r>
           </w:p>
         </w:tc>
@@ -2194,7 +2016,6 @@
               <w:rPr>
                 <w:sz w:val="18"/>
               </w:rPr>
-              <w:lastRenderedPageBreak/>
               <w:t xml:space="preserve">The decisive signal is </w:t>
             </w:r>
             <w:r>
@@ -2208,14 +2029,7 @@
               <w:rPr>
                 <w:sz w:val="18"/>
               </w:rPr>
-              <w:t xml:space="preserve">: past failure tickets, the known-flaky register, environment </w:t>
-            </w:r>
-            <w:r>
-              <w:rPr>
-                <w:sz w:val="18"/>
-              </w:rPr>
-              <w:lastRenderedPageBreak/>
-              <w:t>runbooks (e.g. "</w:t>
+              <w:t>: past failure tickets, the known-flaky register, environment runbooks (e.g. "</w:t>
             </w:r>
             <w:r>
               <w:rPr>
@@ -2229,7 +2043,14 @@
               <w:rPr>
                 <w:sz w:val="18"/>
               </w:rPr>
-              <w:t xml:space="preserve"> breaks after a payment-sandbox redeploy"). A base model cannot know this. Retrieval also gives us the citation required for O2 and directly reduces the duplicate-ticket pain by surfacing the prior ticket to the drafter</w:t>
+              <w:t xml:space="preserve"> breaks after a payment-sandbox redeploy"). A base model cannot know this. Retrieval </w:t>
+            </w:r>
+            <w:r>
+              <w:rPr>
+                <w:sz w:val="18"/>
+              </w:rPr>
+              <w:lastRenderedPageBreak/>
+              <w:t>also gives us the citation required for O2 and directly reduces the duplicate-ticket pain by surfacing the prior ticket to the drafter</w:t>
             </w:r>
           </w:p>
         </w:tc>
@@ -2251,7 +2072,6 @@
                 <w:color w:val="C02828"/>
                 <w:sz w:val="18"/>
               </w:rPr>
-              <w:lastRenderedPageBreak/>
               <w:t>history_ref</w:t>
             </w:r>
             <w:r>
@@ -2273,7 +2093,6 @@
               <w:rPr>
                 <w:sz w:val="18"/>
               </w:rPr>
-              <w:lastRenderedPageBreak/>
               <w:t>Agent / Tool</w:t>
             </w:r>
           </w:p>
@@ -2473,14 +2292,7 @@
               <w:rPr>
                 <w:sz w:val="18"/>
               </w:rPr>
-              <w:t xml:space="preserve"> history. RAG closes that gap without the data-labelling cost, the endpoint lock-in and the retraining cadence that fine-</w:t>
-            </w:r>
-            <w:r>
-              <w:rPr>
-                <w:sz w:val="18"/>
-              </w:rPr>
-              <w:lastRenderedPageBreak/>
-              <w:t>tuning would introduce. If, after the pilot, retrieval + prompting plateaus below O2's ≥80%, we would revisit — but only then</w:t>
+              <w:t xml:space="preserve"> history. RAG closes that gap without the data-labelling cost, the endpoint lock-in and the retraining cadence that fine-tuning would introduce. If, after the pilot, retrieval + prompting plateaus below O2's ≥80%, we would revisit — but only then</w:t>
             </w:r>
           </w:p>
         </w:tc>
@@ -2493,7 +2305,6 @@
               <w:rPr>
                 <w:sz w:val="18"/>
               </w:rPr>
-              <w:lastRenderedPageBreak/>
               <w:t>Not applicable at PoC stage; decision recorded here so it does not resurface without evidence</w:t>
             </w:r>
           </w:p>
@@ -2653,7 +2464,7 @@
                     <pic:cNvPicPr/>
                   </pic:nvPicPr>
                   <pic:blipFill>
-                    <a:blip r:embed="rId6"/>
+                    <a:blip r:embed="rId7"/>
                     <a:stretch>
                       <a:fillRect/>
                     </a:stretch>
@@ -2753,7 +2564,7 @@
                     <pic:cNvPicPr/>
                   </pic:nvPicPr>
                   <pic:blipFill>
-                    <a:blip r:embed="rId7"/>
+                    <a:blip r:embed="rId8"/>
                     <a:stretch>
                       <a:fillRect/>
                     </a:stretch>
@@ -5398,7 +5209,6 @@
               <w:rPr>
                 <w:sz w:val="18"/>
               </w:rPr>
-              <w:lastRenderedPageBreak/>
               <w:t>MCP server</w:t>
             </w:r>
           </w:p>
@@ -6187,7 +5997,7 @@
               <w:rPr>
                 <w:sz w:val="18"/>
               </w:rPr>
-              <w:t>☐</w:t>
+              <w:t>☑</w:t>
             </w:r>
           </w:p>
         </w:tc>
@@ -6228,7 +6038,7 @@
               <w:rPr>
                 <w:sz w:val="18"/>
               </w:rPr>
-              <w:t>☐</w:t>
+              <w:t>☑</w:t>
             </w:r>
           </w:p>
         </w:tc>
@@ -6269,7 +6079,7 @@
               <w:rPr>
                 <w:sz w:val="18"/>
               </w:rPr>
-              <w:t>☐</w:t>
+              <w:t>☑</w:t>
             </w:r>
           </w:p>
         </w:tc>
@@ -6310,7 +6120,7 @@
               <w:rPr>
                 <w:sz w:val="18"/>
               </w:rPr>
-              <w:t>☐</w:t>
+              <w:t>☑</w:t>
             </w:r>
           </w:p>
         </w:tc>
@@ -6351,7 +6161,7 @@
               <w:rPr>
                 <w:sz w:val="18"/>
               </w:rPr>
-              <w:t>☐</w:t>
+              <w:t>☑</w:t>
             </w:r>
           </w:p>
         </w:tc>
@@ -8242,7 +8052,6 @@
                 <w:b/>
                 <w:sz w:val="18"/>
               </w:rPr>
-              <w:lastRenderedPageBreak/>
               <w:t>Prompt injection via untrusted artifacts</w:t>
             </w:r>
           </w:p>
@@ -9545,7 +9354,7 @@
               <w:rPr>
                 <w:sz w:val="18"/>
               </w:rPr>
-              <w:t>☐</w:t>
+              <w:t>☑</w:t>
             </w:r>
           </w:p>
         </w:tc>
